--- a/docs/questions/qs-conicsections.docx
+++ b/docs/questions/qs-conicsections.docx
@@ -52,7 +52,7 @@
         </w:rPr>
         <w:t xml:space="preserve"> </w:t>
       </w:r>
-      <w:hyperlink r:id="rId20">
+      <w:hyperlink r:id="rId9">
         <w:r>
           <w:rPr>
             <w:rStyle w:val="Hyperlink"/>
@@ -70,7 +70,7 @@
         <w:t xml:space="preserve">.</w:t>
       </w:r>
     </w:p>
-    <w:bookmarkStart w:id="21" w:name="q1"/>
+    <w:bookmarkStart w:id="10" w:name="q1"/>
     <w:p>
       <w:pPr>
         <w:pStyle w:val="Heading2"/>
@@ -955,8 +955,8 @@
         </m:f>
       </m:oMath>
     </w:p>
-    <w:bookmarkEnd w:id="21"/>
-    <w:bookmarkStart w:id="23" w:name="q2"/>
+    <w:bookmarkEnd w:id="10"/>
+    <w:bookmarkStart w:id="12" w:name="q2"/>
     <w:p>
       <w:pPr>
         <w:pStyle w:val="Heading2"/>
@@ -984,30 +984,32 @@
         <w:t xml:space="preserve"> </w:t>
       </w:r>
       <m:oMath>
+        <m:r>
+          <m:rPr>
+            <m:sty m:val="p"/>
+          </m:rPr>
+          <m:t>(</m:t>
+        </m:r>
+        <m:r>
+          <m:t>x</m:t>
+        </m:r>
+        <m:r>
+          <m:rPr>
+            <m:sty m:val="p"/>
+          </m:rPr>
+          <m:t>−</m:t>
+        </m:r>
+        <m:r>
+          <m:t>2</m:t>
+        </m:r>
         <m:sSup>
           <m:e>
-            <m:d>
-              <m:dPr>
-                <m:begChr m:val="("/>
-                <m:sepChr m:val=""/>
-                <m:endChr m:val=")"/>
-                <m:grow/>
-              </m:dPr>
-              <m:e>
-                <m:r>
-                  <m:t>x</m:t>
-                </m:r>
-                <m:r>
-                  <m:rPr>
-                    <m:sty m:val="p"/>
-                  </m:rPr>
-                  <m:t>−</m:t>
-                </m:r>
-                <m:r>
-                  <m:t>2</m:t>
-                </m:r>
-              </m:e>
-            </m:d>
+            <m:r>
+              <m:rPr>
+                <m:sty m:val="p"/>
+              </m:rPr>
+              <m:t>)</m:t>
+            </m:r>
           </m:e>
           <m:sup>
             <m:r>
@@ -1021,30 +1023,32 @@
           </m:rPr>
           <m:t>+</m:t>
         </m:r>
+        <m:r>
+          <m:rPr>
+            <m:sty m:val="p"/>
+          </m:rPr>
+          <m:t>(</m:t>
+        </m:r>
+        <m:r>
+          <m:t>y</m:t>
+        </m:r>
+        <m:r>
+          <m:rPr>
+            <m:sty m:val="p"/>
+          </m:rPr>
+          <m:t>+</m:t>
+        </m:r>
+        <m:r>
+          <m:t>1</m:t>
+        </m:r>
         <m:sSup>
           <m:e>
-            <m:d>
-              <m:dPr>
-                <m:begChr m:val="("/>
-                <m:sepChr m:val=""/>
-                <m:endChr m:val=")"/>
-                <m:grow/>
-              </m:dPr>
-              <m:e>
-                <m:r>
-                  <m:t>y</m:t>
-                </m:r>
-                <m:r>
-                  <m:rPr>
-                    <m:sty m:val="p"/>
-                  </m:rPr>
-                  <m:t>+</m:t>
-                </m:r>
-                <m:r>
-                  <m:t>1</m:t>
-                </m:r>
-              </m:e>
-            </m:d>
+            <m:r>
+              <m:rPr>
+                <m:sty m:val="p"/>
+              </m:rPr>
+              <m:t>)</m:t>
+            </m:r>
           </m:e>
           <m:sup>
             <m:r>
@@ -1249,30 +1253,32 @@
             <m:type m:val="bar"/>
           </m:fPr>
           <m:num>
+            <m:r>
+              <m:rPr>
+                <m:sty m:val="p"/>
+              </m:rPr>
+              <m:t>(</m:t>
+            </m:r>
+            <m:r>
+              <m:t>x</m:t>
+            </m:r>
+            <m:r>
+              <m:rPr>
+                <m:sty m:val="p"/>
+              </m:rPr>
+              <m:t>−</m:t>
+            </m:r>
+            <m:r>
+              <m:t>3</m:t>
+            </m:r>
             <m:sSup>
               <m:e>
-                <m:d>
-                  <m:dPr>
-                    <m:begChr m:val="("/>
-                    <m:sepChr m:val=""/>
-                    <m:endChr m:val=")"/>
-                    <m:grow/>
-                  </m:dPr>
-                  <m:e>
-                    <m:r>
-                      <m:t>x</m:t>
-                    </m:r>
-                    <m:r>
-                      <m:rPr>
-                        <m:sty m:val="p"/>
-                      </m:rPr>
-                      <m:t>−</m:t>
-                    </m:r>
-                    <m:r>
-                      <m:t>3</m:t>
-                    </m:r>
-                  </m:e>
-                </m:d>
+                <m:r>
+                  <m:rPr>
+                    <m:sty m:val="p"/>
+                  </m:rPr>
+                  <m:t>)</m:t>
+                </m:r>
               </m:e>
               <m:sup>
                 <m:r>
@@ -1298,30 +1304,32 @@
             <m:type m:val="bar"/>
           </m:fPr>
           <m:num>
+            <m:r>
+              <m:rPr>
+                <m:sty m:val="p"/>
+              </m:rPr>
+              <m:t>(</m:t>
+            </m:r>
+            <m:r>
+              <m:t>y</m:t>
+            </m:r>
+            <m:r>
+              <m:rPr>
+                <m:sty m:val="p"/>
+              </m:rPr>
+              <m:t>+</m:t>
+            </m:r>
+            <m:r>
+              <m:t>2</m:t>
+            </m:r>
             <m:sSup>
               <m:e>
-                <m:d>
-                  <m:dPr>
-                    <m:begChr m:val="("/>
-                    <m:sepChr m:val=""/>
-                    <m:endChr m:val=")"/>
-                    <m:grow/>
-                  </m:dPr>
-                  <m:e>
-                    <m:r>
-                      <m:t>y</m:t>
-                    </m:r>
-                    <m:r>
-                      <m:rPr>
-                        <m:sty m:val="p"/>
-                      </m:rPr>
-                      <m:t>+</m:t>
-                    </m:r>
-                    <m:r>
-                      <m:t>2</m:t>
-                    </m:r>
-                  </m:e>
-                </m:d>
+                <m:r>
+                  <m:rPr>
+                    <m:sty m:val="p"/>
+                  </m:rPr>
+                  <m:t>)</m:t>
+                </m:r>
               </m:e>
               <m:sup>
                 <m:r>
@@ -1363,30 +1371,32 @@
             <m:type m:val="bar"/>
           </m:fPr>
           <m:num>
+            <m:r>
+              <m:rPr>
+                <m:sty m:val="p"/>
+              </m:rPr>
+              <m:t>(</m:t>
+            </m:r>
+            <m:r>
+              <m:t>x</m:t>
+            </m:r>
+            <m:r>
+              <m:rPr>
+                <m:sty m:val="p"/>
+              </m:rPr>
+              <m:t>+</m:t>
+            </m:r>
+            <m:r>
+              <m:t>1</m:t>
+            </m:r>
             <m:sSup>
               <m:e>
-                <m:d>
-                  <m:dPr>
-                    <m:begChr m:val="("/>
-                    <m:sepChr m:val=""/>
-                    <m:endChr m:val=")"/>
-                    <m:grow/>
-                  </m:dPr>
-                  <m:e>
-                    <m:r>
-                      <m:t>x</m:t>
-                    </m:r>
-                    <m:r>
-                      <m:rPr>
-                        <m:sty m:val="p"/>
-                      </m:rPr>
-                      <m:t>+</m:t>
-                    </m:r>
-                    <m:r>
-                      <m:t>1</m:t>
-                    </m:r>
-                  </m:e>
-                </m:d>
+                <m:r>
+                  <m:rPr>
+                    <m:sty m:val="p"/>
+                  </m:rPr>
+                  <m:t>)</m:t>
+                </m:r>
               </m:e>
               <m:sup>
                 <m:r>
@@ -1412,30 +1422,32 @@
             <m:type m:val="bar"/>
           </m:fPr>
           <m:num>
+            <m:r>
+              <m:rPr>
+                <m:sty m:val="p"/>
+              </m:rPr>
+              <m:t>(</m:t>
+            </m:r>
+            <m:r>
+              <m:t>y</m:t>
+            </m:r>
+            <m:r>
+              <m:rPr>
+                <m:sty m:val="p"/>
+              </m:rPr>
+              <m:t>−</m:t>
+            </m:r>
+            <m:r>
+              <m:t>4</m:t>
+            </m:r>
             <m:sSup>
               <m:e>
-                <m:d>
-                  <m:dPr>
-                    <m:begChr m:val="("/>
-                    <m:sepChr m:val=""/>
-                    <m:endChr m:val=")"/>
-                    <m:grow/>
-                  </m:dPr>
-                  <m:e>
-                    <m:r>
-                      <m:t>y</m:t>
-                    </m:r>
-                    <m:r>
-                      <m:rPr>
-                        <m:sty m:val="p"/>
-                      </m:rPr>
-                      <m:t>−</m:t>
-                    </m:r>
-                    <m:r>
-                      <m:t>4</m:t>
-                    </m:r>
-                  </m:e>
-                </m:d>
+                <m:r>
+                  <m:rPr>
+                    <m:sty m:val="p"/>
+                  </m:rPr>
+                  <m:t>)</m:t>
+                </m:r>
               </m:e>
               <m:sup>
                 <m:r>
@@ -1930,30 +1942,32 @@
           </m:rPr>
           <m:t>=</m:t>
         </m:r>
+        <m:r>
+          <m:rPr>
+            <m:sty m:val="p"/>
+          </m:rPr>
+          <m:t>(</m:t>
+        </m:r>
+        <m:r>
+          <m:t>x</m:t>
+        </m:r>
+        <m:r>
+          <m:rPr>
+            <m:sty m:val="p"/>
+          </m:rPr>
+          <m:t>−</m:t>
+        </m:r>
+        <m:r>
+          <m:t>2</m:t>
+        </m:r>
         <m:sSup>
           <m:e>
-            <m:d>
-              <m:dPr>
-                <m:begChr m:val="("/>
-                <m:sepChr m:val=""/>
-                <m:endChr m:val=")"/>
-                <m:grow/>
-              </m:dPr>
-              <m:e>
-                <m:r>
-                  <m:t>x</m:t>
-                </m:r>
-                <m:r>
-                  <m:rPr>
-                    <m:sty m:val="p"/>
-                  </m:rPr>
-                  <m:t>−</m:t>
-                </m:r>
-                <m:r>
-                  <m:t>2</m:t>
-                </m:r>
-              </m:e>
-            </m:d>
+            <m:r>
+              <m:rPr>
+                <m:sty m:val="p"/>
+              </m:rPr>
+              <m:t>)</m:t>
+            </m:r>
           </m:e>
           <m:sup>
             <m:r>
@@ -1983,68 +1997,72 @@
         <w:t xml:space="preserve"> </w:t>
       </w:r>
       <m:oMath>
+        <m:r>
+          <m:rPr>
+            <m:sty m:val="p"/>
+          </m:rPr>
+          <m:t>(</m:t>
+        </m:r>
+        <m:r>
+          <m:t>x</m:t>
+        </m:r>
+        <m:r>
+          <m:rPr>
+            <m:sty m:val="p"/>
+          </m:rPr>
+          <m:t>+</m:t>
+        </m:r>
+        <m:r>
+          <m:t>1</m:t>
+        </m:r>
         <m:sSup>
           <m:e>
-            <m:d>
-              <m:dPr>
-                <m:begChr m:val="("/>
-                <m:sepChr m:val=""/>
-                <m:endChr m:val=")"/>
-                <m:grow/>
-              </m:dPr>
-              <m:e>
-                <m:r>
-                  <m:t>x</m:t>
-                </m:r>
-                <m:r>
-                  <m:rPr>
-                    <m:sty m:val="p"/>
-                  </m:rPr>
-                  <m:t>+</m:t>
-                </m:r>
-                <m:r>
-                  <m:t>1</m:t>
-                </m:r>
-              </m:e>
-            </m:d>
-          </m:e>
-          <m:sup>
-            <m:r>
-              <m:t>2</m:t>
-            </m:r>
-          </m:sup>
-        </m:sSup>
-        <m:r>
-          <m:rPr>
-            <m:sty m:val="p"/>
-          </m:rPr>
-          <m:t>=</m:t>
-        </m:r>
-        <m:r>
-          <m:t>8</m:t>
-        </m:r>
-        <m:d>
-          <m:dPr>
-            <m:begChr m:val="("/>
-            <m:sepChr m:val=""/>
-            <m:endChr m:val=")"/>
-            <m:grow/>
-          </m:dPr>
-          <m:e>
-            <m:r>
-              <m:t>y</m:t>
-            </m:r>
             <m:r>
               <m:rPr>
                 <m:sty m:val="p"/>
               </m:rPr>
-              <m:t>−</m:t>
-            </m:r>
+              <m:t>)</m:t>
+            </m:r>
+          </m:e>
+          <m:sup>
             <m:r>
               <m:t>2</m:t>
             </m:r>
-          </m:e>
-        </m:d>
+          </m:sup>
+        </m:sSup>
+        <m:r>
+          <m:rPr>
+            <m:sty m:val="p"/>
+          </m:rPr>
+          <m:t>=</m:t>
+        </m:r>
+        <m:r>
+          <m:t>8</m:t>
+        </m:r>
+        <m:r>
+          <m:rPr>
+            <m:sty m:val="p"/>
+          </m:rPr>
+          <m:t>(</m:t>
+        </m:r>
+        <m:r>
+          <m:t>y</m:t>
+        </m:r>
+        <m:r>
+          <m:rPr>
+            <m:sty m:val="p"/>
+          </m:rPr>
+          <m:t>−</m:t>
+        </m:r>
+        <m:r>
+          <m:t>2</m:t>
+        </m:r>
+        <m:r>
+          <m:rPr>
+            <m:sty m:val="p"/>
+          </m:rPr>
+          <m:t>)</m:t>
+        </m:r>
       </m:oMath>
     </w:p>
     <w:p>
@@ -2058,74 +2076,78 @@
         <w:t xml:space="preserve"> </w:t>
       </w:r>
       <m:oMath>
+        <m:r>
+          <m:rPr>
+            <m:sty m:val="p"/>
+          </m:rPr>
+          <m:t>(</m:t>
+        </m:r>
+        <m:r>
+          <m:t>y</m:t>
+        </m:r>
+        <m:r>
+          <m:rPr>
+            <m:sty m:val="p"/>
+          </m:rPr>
+          <m:t>+</m:t>
+        </m:r>
+        <m:r>
+          <m:t>3</m:t>
+        </m:r>
         <m:sSup>
           <m:e>
-            <m:d>
-              <m:dPr>
-                <m:begChr m:val="("/>
-                <m:sepChr m:val=""/>
-                <m:endChr m:val=")"/>
-                <m:grow/>
-              </m:dPr>
-              <m:e>
-                <m:r>
-                  <m:t>y</m:t>
-                </m:r>
-                <m:r>
-                  <m:rPr>
-                    <m:sty m:val="p"/>
-                  </m:rPr>
-                  <m:t>+</m:t>
-                </m:r>
-                <m:r>
-                  <m:t>3</m:t>
-                </m:r>
-              </m:e>
-            </m:d>
-          </m:e>
-          <m:sup>
-            <m:r>
-              <m:t>2</m:t>
-            </m:r>
-          </m:sup>
-        </m:sSup>
-        <m:r>
-          <m:rPr>
-            <m:sty m:val="p"/>
-          </m:rPr>
-          <m:t>=</m:t>
-        </m:r>
-        <m:r>
-          <m:rPr>
-            <m:sty m:val="p"/>
-          </m:rPr>
-          <m:t>−</m:t>
-        </m:r>
-        <m:r>
-          <m:t>4</m:t>
-        </m:r>
-        <m:d>
-          <m:dPr>
-            <m:begChr m:val="("/>
-            <m:sepChr m:val=""/>
-            <m:endChr m:val=")"/>
-            <m:grow/>
-          </m:dPr>
-          <m:e>
-            <m:r>
-              <m:t>x</m:t>
-            </m:r>
             <m:r>
               <m:rPr>
                 <m:sty m:val="p"/>
               </m:rPr>
-              <m:t>−</m:t>
-            </m:r>
+              <m:t>)</m:t>
+            </m:r>
+          </m:e>
+          <m:sup>
             <m:r>
               <m:t>2</m:t>
             </m:r>
-          </m:e>
-        </m:d>
+          </m:sup>
+        </m:sSup>
+        <m:r>
+          <m:rPr>
+            <m:sty m:val="p"/>
+          </m:rPr>
+          <m:t>=</m:t>
+        </m:r>
+        <m:r>
+          <m:rPr>
+            <m:sty m:val="p"/>
+          </m:rPr>
+          <m:t>−</m:t>
+        </m:r>
+        <m:r>
+          <m:t>4</m:t>
+        </m:r>
+        <m:r>
+          <m:rPr>
+            <m:sty m:val="p"/>
+          </m:rPr>
+          <m:t>(</m:t>
+        </m:r>
+        <m:r>
+          <m:t>x</m:t>
+        </m:r>
+        <m:r>
+          <m:rPr>
+            <m:sty m:val="p"/>
+          </m:rPr>
+          <m:t>−</m:t>
+        </m:r>
+        <m:r>
+          <m:t>2</m:t>
+        </m:r>
+        <m:r>
+          <m:rPr>
+            <m:sty m:val="p"/>
+          </m:rPr>
+          <m:t>)</m:t>
+        </m:r>
       </m:oMath>
     </w:p>
     <w:p>
@@ -2278,30 +2300,32 @@
             <m:type m:val="bar"/>
           </m:fPr>
           <m:num>
+            <m:r>
+              <m:rPr>
+                <m:sty m:val="p"/>
+              </m:rPr>
+              <m:t>(</m:t>
+            </m:r>
+            <m:r>
+              <m:t>x</m:t>
+            </m:r>
+            <m:r>
+              <m:rPr>
+                <m:sty m:val="p"/>
+              </m:rPr>
+              <m:t>−</m:t>
+            </m:r>
+            <m:r>
+              <m:t>2</m:t>
+            </m:r>
             <m:sSup>
               <m:e>
-                <m:d>
-                  <m:dPr>
-                    <m:begChr m:val="("/>
-                    <m:sepChr m:val=""/>
-                    <m:endChr m:val=")"/>
-                    <m:grow/>
-                  </m:dPr>
-                  <m:e>
-                    <m:r>
-                      <m:t>x</m:t>
-                    </m:r>
-                    <m:r>
-                      <m:rPr>
-                        <m:sty m:val="p"/>
-                      </m:rPr>
-                      <m:t>−</m:t>
-                    </m:r>
-                    <m:r>
-                      <m:t>2</m:t>
-                    </m:r>
-                  </m:e>
-                </m:d>
+                <m:r>
+                  <m:rPr>
+                    <m:sty m:val="p"/>
+                  </m:rPr>
+                  <m:t>)</m:t>
+                </m:r>
               </m:e>
               <m:sup>
                 <m:r>
@@ -2327,30 +2351,32 @@
             <m:type m:val="bar"/>
           </m:fPr>
           <m:num>
+            <m:r>
+              <m:rPr>
+                <m:sty m:val="p"/>
+              </m:rPr>
+              <m:t>(</m:t>
+            </m:r>
+            <m:r>
+              <m:t>y</m:t>
+            </m:r>
+            <m:r>
+              <m:rPr>
+                <m:sty m:val="p"/>
+              </m:rPr>
+              <m:t>+</m:t>
+            </m:r>
+            <m:r>
+              <m:t>1</m:t>
+            </m:r>
             <m:sSup>
               <m:e>
-                <m:d>
-                  <m:dPr>
-                    <m:begChr m:val="("/>
-                    <m:sepChr m:val=""/>
-                    <m:endChr m:val=")"/>
-                    <m:grow/>
-                  </m:dPr>
-                  <m:e>
-                    <m:r>
-                      <m:t>y</m:t>
-                    </m:r>
-                    <m:r>
-                      <m:rPr>
-                        <m:sty m:val="p"/>
-                      </m:rPr>
-                      <m:t>+</m:t>
-                    </m:r>
-                    <m:r>
-                      <m:t>1</m:t>
-                    </m:r>
-                  </m:e>
-                </m:d>
+                <m:r>
+                  <m:rPr>
+                    <m:sty m:val="p"/>
+                  </m:rPr>
+                  <m:t>)</m:t>
+                </m:r>
               </m:e>
               <m:sup>
                 <m:r>
@@ -2392,30 +2418,32 @@
             <m:type m:val="bar"/>
           </m:fPr>
           <m:num>
+            <m:r>
+              <m:rPr>
+                <m:sty m:val="p"/>
+              </m:rPr>
+              <m:t>(</m:t>
+            </m:r>
+            <m:r>
+              <m:t>y</m:t>
+            </m:r>
+            <m:r>
+              <m:rPr>
+                <m:sty m:val="p"/>
+              </m:rPr>
+              <m:t>−</m:t>
+            </m:r>
+            <m:r>
+              <m:t>3</m:t>
+            </m:r>
             <m:sSup>
               <m:e>
-                <m:d>
-                  <m:dPr>
-                    <m:begChr m:val="("/>
-                    <m:sepChr m:val=""/>
-                    <m:endChr m:val=")"/>
-                    <m:grow/>
-                  </m:dPr>
-                  <m:e>
-                    <m:r>
-                      <m:t>y</m:t>
-                    </m:r>
-                    <m:r>
-                      <m:rPr>
-                        <m:sty m:val="p"/>
-                      </m:rPr>
-                      <m:t>−</m:t>
-                    </m:r>
-                    <m:r>
-                      <m:t>3</m:t>
-                    </m:r>
-                  </m:e>
-                </m:d>
+                <m:r>
+                  <m:rPr>
+                    <m:sty m:val="p"/>
+                  </m:rPr>
+                  <m:t>)</m:t>
+                </m:r>
               </m:e>
               <m:sup>
                 <m:r>
@@ -2441,30 +2469,32 @@
             <m:type m:val="bar"/>
           </m:fPr>
           <m:num>
+            <m:r>
+              <m:rPr>
+                <m:sty m:val="p"/>
+              </m:rPr>
+              <m:t>(</m:t>
+            </m:r>
+            <m:r>
+              <m:t>x</m:t>
+            </m:r>
+            <m:r>
+              <m:rPr>
+                <m:sty m:val="p"/>
+              </m:rPr>
+              <m:t>+</m:t>
+            </m:r>
+            <m:r>
+              <m:t>1</m:t>
+            </m:r>
             <m:sSup>
               <m:e>
-                <m:d>
-                  <m:dPr>
-                    <m:begChr m:val="("/>
-                    <m:sepChr m:val=""/>
-                    <m:endChr m:val=")"/>
-                    <m:grow/>
-                  </m:dPr>
-                  <m:e>
-                    <m:r>
-                      <m:t>x</m:t>
-                    </m:r>
-                    <m:r>
-                      <m:rPr>
-                        <m:sty m:val="p"/>
-                      </m:rPr>
-                      <m:t>+</m:t>
-                    </m:r>
-                    <m:r>
-                      <m:t>1</m:t>
-                    </m:r>
-                  </m:e>
-                </m:d>
+                <m:r>
+                  <m:rPr>
+                    <m:sty m:val="p"/>
+                  </m:rPr>
+                  <m:t>)</m:t>
+                </m:r>
               </m:e>
               <m:sup>
                 <m:r>
@@ -2768,7 +2798,7 @@
       <w:pPr>
         <w:pStyle w:val="FirstParagraph"/>
       </w:pPr>
-      <w:hyperlink r:id="rId22">
+      <w:hyperlink r:id="rId11">
         <w:r>
           <w:rPr>
             <w:rStyle w:val="Hyperlink"/>
@@ -2784,8 +2814,8 @@
         </w:pict>
       </w:r>
     </w:p>
-    <w:bookmarkEnd w:id="23"/>
-    <w:bookmarkStart w:id="25" w:name="version-history-and-licensing"/>
+    <w:bookmarkEnd w:id="12"/>
+    <w:bookmarkStart w:id="14" w:name="version-history-and-licensing"/>
     <w:p>
       <w:pPr>
         <w:pStyle w:val="Heading2"/>
@@ -2806,7 +2836,7 @@
       <w:pPr>
         <w:pStyle w:val="BodyText"/>
       </w:pPr>
-      <w:hyperlink r:id="rId24">
+      <w:hyperlink r:id="rId13">
         <w:r>
           <w:rPr>
             <w:rStyle w:val="Hyperlink"/>
@@ -2815,7 +2845,7 @@
         </w:r>
       </w:hyperlink>
     </w:p>
-    <w:bookmarkEnd w:id="25"/>
+    <w:bookmarkEnd w:id="14"/>
     <w:sectPr>
       <w:pgSz w:h="15840" w:w="12240"/>
       <w:pgMar w:bottom="1440" w:footer="720" w:gutter="0" w:header="720" w:left="1440" w:right="1440" w:top="1440"/>
